--- a/labs/2627/VisualizingData/VisualizingData.docx
+++ b/labs/2627/VisualizingData/VisualizingData.docx
@@ -1210,41 +1210,13 @@
                 <w:shd w:val="clear" w:color="auto" w:fill="FFFFFF"/>
               </w:rPr>
             </w:pPr>
-            <w:proofErr w:type="gramStart"/>
             <w:r>
               <w:rPr>
                 <w:rFonts w:asciiTheme="majorHAnsi" w:hAnsiTheme="majorHAnsi" w:cstheme="majorHAnsi"/>
                 <w:color w:val="auto"/>
                 <w:shd w:val="clear" w:color="auto" w:fill="FFFFFF"/>
               </w:rPr>
-              <w:t>What’s</w:t>
-            </w:r>
-            <w:proofErr w:type="gramEnd"/>
-            <w:r>
-              <w:rPr>
-                <w:rFonts w:asciiTheme="majorHAnsi" w:hAnsiTheme="majorHAnsi" w:cstheme="majorHAnsi"/>
-                <w:color w:val="auto"/>
-                <w:shd w:val="clear" w:color="auto" w:fill="FFFFFF"/>
-              </w:rPr>
-              <w:t xml:space="preserve"> going on in this graph?  Use what you notice. What can you infer from this graph beyond what it shows directly? </w:t>
-            </w:r>
-            <w:proofErr w:type="gramStart"/>
-            <w:r>
-              <w:rPr>
-                <w:rFonts w:asciiTheme="majorHAnsi" w:hAnsiTheme="majorHAnsi" w:cstheme="majorHAnsi"/>
-                <w:color w:val="auto"/>
-                <w:shd w:val="clear" w:color="auto" w:fill="FFFFFF"/>
-              </w:rPr>
-              <w:t>What’s</w:t>
-            </w:r>
-            <w:proofErr w:type="gramEnd"/>
-            <w:r>
-              <w:rPr>
-                <w:rFonts w:asciiTheme="majorHAnsi" w:hAnsiTheme="majorHAnsi" w:cstheme="majorHAnsi"/>
-                <w:color w:val="auto"/>
-                <w:shd w:val="clear" w:color="auto" w:fill="FFFFFF"/>
-              </w:rPr>
-              <w:t xml:space="preserve"> the deeper story that comes from this graph?</w:t>
+              <w:t>What’s going on in this graph?  Use what you notice. What can you infer from this graph beyond what it shows directly? What’s the deeper story that comes from this graph?</w:t>
             </w:r>
           </w:p>
         </w:tc>
@@ -2384,7 +2356,6 @@
                 <w:rFonts w:ascii="Calibri" w:eastAsia="Calibri" w:hAnsi="Calibri" w:cs="Calibri"/>
                 <w:color w:val="00000A"/>
               </w:rPr>
-              <w:lastRenderedPageBreak/>
               <w:t>Refer to your pictures, then c</w:t>
             </w:r>
             <w:r>
@@ -3112,7 +3083,6 @@
                 <w:color w:val="auto"/>
                 <w:lang w:val="en-US"/>
               </w:rPr>
-              <w:lastRenderedPageBreak/>
               <w:t>Tidy Data Tutorial</w:t>
             </w:r>
           </w:p>
@@ -3636,7 +3606,6 @@
                 <w:b/>
                 <w:color w:val="auto"/>
               </w:rPr>
-              <w:lastRenderedPageBreak/>
               <w:t>Scrunchy data set in Tidy format</w:t>
             </w:r>
           </w:p>
@@ -3881,7 +3850,6 @@
           <w:sz w:val="28"/>
           <w:szCs w:val="28"/>
         </w:rPr>
-        <w:lastRenderedPageBreak/>
         <w:t>Create visualizations for your data</w:t>
       </w:r>
     </w:p>
@@ -4246,7 +4214,6 @@
           <w:sz w:val="28"/>
           <w:szCs w:val="28"/>
         </w:rPr>
-        <w:lastRenderedPageBreak/>
         <w:t>Analyze your data</w:t>
       </w:r>
     </w:p>
@@ -4537,12 +4504,14 @@
       </w:pPr>
     </w:p>
     <w:sectPr>
-      <w:headerReference w:type="default" r:id="rId17"/>
-      <w:footerReference w:type="default" r:id="rId18"/>
-      <w:headerReference w:type="first" r:id="rId19"/>
-      <w:footerReference w:type="first" r:id="rId20"/>
+      <w:headerReference w:type="even" r:id="rId17"/>
+      <w:headerReference w:type="default" r:id="rId18"/>
+      <w:footerReference w:type="even" r:id="rId19"/>
+      <w:footerReference w:type="default" r:id="rId20"/>
+      <w:headerReference w:type="first" r:id="rId21"/>
+      <w:footerReference w:type="first" r:id="rId22"/>
       <w:pgSz w:w="12240" w:h="15840"/>
-      <w:pgMar w:top="630" w:right="1440" w:bottom="777" w:left="1440" w:header="0" w:footer="288" w:gutter="0"/>
+      <w:pgMar w:top="630" w:right="1440" w:bottom="1260" w:left="1440" w:header="0" w:footer="288" w:gutter="0"/>
       <w:pgNumType w:start="1"/>
       <w:cols w:space="720"/>
       <w:formProt w:val="0"/>
@@ -4583,17 +4552,40 @@
   <w:p>
     <w:pPr>
       <w:pStyle w:val="Footer"/>
-      <w:rPr>
-        <w:rFonts w:ascii="Calibri" w:hAnsi="Calibri" w:cs="Calibri"/>
-        <w:color w:val="6B7280"/>
-      </w:rPr>
     </w:pPr>
-    <w:r>
+  </w:p>
+</w:ftr>
+</file>
+
+<file path=word/footer2.xml><?xml version="1.0" encoding="utf-8"?>
+<w:ftr xmlns:wpc="http://schemas.microsoft.com/office/word/2010/wordprocessingCanvas" xmlns:cx="http://schemas.microsoft.com/office/drawing/2014/chartex" xmlns:cx1="http://schemas.microsoft.com/office/drawing/2015/9/8/chartex" xmlns:cx2="http://schemas.microsoft.com/office/drawing/2015/10/21/chartex" xmlns:cx3="http://schemas.microsoft.com/office/drawing/2016/5/9/chartex" xmlns:cx4="http://schemas.microsoft.com/office/drawing/2016/5/10/chartex" xmlns:cx5="http://schemas.microsoft.com/office/drawing/2016/5/11/chartex" xmlns:cx6="http://schemas.microsoft.com/office/drawing/2016/5/12/chartex" xmlns:cx7="http://schemas.microsoft.com/office/drawing/2016/5/13/chartex" xmlns:cx8="http://schemas.microsoft.com/office/drawing/2016/5/14/chartex" xmlns:mc="http://schemas.openxmlformats.org/markup-compatibility/2006" xmlns:aink="http://schemas.microsoft.com/office/drawing/2016/ink" xmlns:am3d="http://schemas.microsoft.com/office/drawing/2017/model3d" xmlns:o="urn:schemas-microsoft-com:office:office" xmlns:r="http://schemas.openxmlformats.org/officeDocument/2006/relationships" xmlns:m="http://schemas.openxmlformats.org/officeDocument/2006/math" xmlns:v="urn:schemas-microsoft-com:vml" xmlns:wp14="http://schemas.microsoft.com/office/word/2010/wordprocessingDrawing" xmlns:wp="http://schemas.openxmlformats.org/drawingml/2006/wordprocessingDrawing" xmlns:w10="urn:schemas-microsoft-com:office:word" xmlns:w="http://schemas.openxmlformats.org/wordprocessingml/2006/main" xmlns:w14="http://schemas.microsoft.com/office/word/2010/wordml" xmlns:w15="http://schemas.microsoft.com/office/word/2012/wordml" xmlns:w16cex="http://schemas.microsoft.com/office/word/2018/wordml/cex" xmlns:w16cid="http://schemas.microsoft.com/office/word/2016/wordml/cid" xmlns:w16="http://schemas.microsoft.com/office/word/2018/wordml" xmlns:w16se="http://schemas.microsoft.com/office/word/2015/wordml/symex" xmlns:wpg="http://schemas.microsoft.com/office/word/2010/wordprocessingGroup" xmlns:wpi="http://schemas.microsoft.com/office/word/2010/wordprocessingInk" xmlns:wne="http://schemas.microsoft.com/office/word/2006/wordml" xmlns:wps="http://schemas.microsoft.com/office/word/2010/wordprocessingShape" mc:Ignorable="w14 w15 w16se w16cid w16 w16cex wp14">
+  <w:p>
+    <w:pPr>
+      <w:pStyle w:val="Footer"/>
+      <w:pBdr>
+        <w:bottom w:val="single" w:sz="12" w:space="1" w:color="auto"/>
+      </w:pBdr>
       <w:rPr>
         <w:rFonts w:ascii="Calibri" w:hAnsi="Calibri" w:cs="Calibri"/>
         <w:b/>
         <w:color w:val="F58220"/>
       </w:rPr>
+    </w:pPr>
+  </w:p>
+  <w:p>
+    <w:pPr>
+      <w:pStyle w:val="Footer"/>
+      <w:rPr>
+        <w:rFonts w:ascii="Calibri" w:hAnsi="Calibri" w:cs="Calibri"/>
+        <w:color w:val="6B7280"/>
+      </w:rPr>
+    </w:pPr>
+    <w:r>
+      <w:rPr>
+        <w:rFonts w:ascii="Calibri" w:hAnsi="Calibri" w:cs="Calibri"/>
+        <w:b/>
+        <w:color w:val="F58220"/>
+      </w:rPr>
       <w:t>SC</w:t>
     </w:r>
     <w:r>
@@ -4609,7 +4601,7 @@
         <w:rFonts w:ascii="Calibri" w:hAnsi="Calibri" w:cs="Calibri"/>
         <w:color w:val="6B7280"/>
       </w:rPr>
-      <w:t>I can clean, organize, visualize, and interpret data to identify patterns and distinguish correlation from causation</w:t>
+      <w:t>I can evaluate data quality and interpret visualizations to determine what conclusions the data supports</w:t>
     </w:r>
   </w:p>
   <w:p>
@@ -4654,22 +4646,35 @@
 </w:ftr>
 </file>
 
-<file path=word/footer2.xml><?xml version="1.0" encoding="utf-8"?>
+<file path=word/footer3.xml><?xml version="1.0" encoding="utf-8"?>
 <w:ftr xmlns:wpc="http://schemas.microsoft.com/office/word/2010/wordprocessingCanvas" xmlns:cx="http://schemas.microsoft.com/office/drawing/2014/chartex" xmlns:cx1="http://schemas.microsoft.com/office/drawing/2015/9/8/chartex" xmlns:cx2="http://schemas.microsoft.com/office/drawing/2015/10/21/chartex" xmlns:cx3="http://schemas.microsoft.com/office/drawing/2016/5/9/chartex" xmlns:cx4="http://schemas.microsoft.com/office/drawing/2016/5/10/chartex" xmlns:cx5="http://schemas.microsoft.com/office/drawing/2016/5/11/chartex" xmlns:cx6="http://schemas.microsoft.com/office/drawing/2016/5/12/chartex" xmlns:cx7="http://schemas.microsoft.com/office/drawing/2016/5/13/chartex" xmlns:cx8="http://schemas.microsoft.com/office/drawing/2016/5/14/chartex" xmlns:mc="http://schemas.openxmlformats.org/markup-compatibility/2006" xmlns:aink="http://schemas.microsoft.com/office/drawing/2016/ink" xmlns:am3d="http://schemas.microsoft.com/office/drawing/2017/model3d" xmlns:o="urn:schemas-microsoft-com:office:office" xmlns:r="http://schemas.openxmlformats.org/officeDocument/2006/relationships" xmlns:m="http://schemas.openxmlformats.org/officeDocument/2006/math" xmlns:v="urn:schemas-microsoft-com:vml" xmlns:wp14="http://schemas.microsoft.com/office/word/2010/wordprocessingDrawing" xmlns:wp="http://schemas.openxmlformats.org/drawingml/2006/wordprocessingDrawing" xmlns:w10="urn:schemas-microsoft-com:office:word" xmlns:w="http://schemas.openxmlformats.org/wordprocessingml/2006/main" xmlns:w14="http://schemas.microsoft.com/office/word/2010/wordml" xmlns:w15="http://schemas.microsoft.com/office/word/2012/wordml" xmlns:w16cex="http://schemas.microsoft.com/office/word/2018/wordml/cex" xmlns:w16cid="http://schemas.microsoft.com/office/word/2016/wordml/cid" xmlns:w16="http://schemas.microsoft.com/office/word/2018/wordml" xmlns:w16se="http://schemas.microsoft.com/office/word/2015/wordml/symex" xmlns:wpg="http://schemas.microsoft.com/office/word/2010/wordprocessingGroup" xmlns:wpi="http://schemas.microsoft.com/office/word/2010/wordprocessingInk" xmlns:wne="http://schemas.microsoft.com/office/word/2006/wordml" xmlns:wps="http://schemas.microsoft.com/office/word/2010/wordprocessingShape" mc:Ignorable="w14 w15 w16se w16cid w16 w16cex wp14">
   <w:p>
     <w:pPr>
       <w:pStyle w:val="Footer"/>
-      <w:rPr>
-        <w:rFonts w:ascii="Calibri" w:hAnsi="Calibri" w:cs="Calibri"/>
-        <w:color w:val="6B7280"/>
-      </w:rPr>
-    </w:pPr>
-    <w:r>
+      <w:pBdr>
+        <w:bottom w:val="single" w:sz="12" w:space="1" w:color="auto"/>
+      </w:pBdr>
       <w:rPr>
         <w:rFonts w:ascii="Calibri" w:hAnsi="Calibri" w:cs="Calibri"/>
         <w:b/>
         <w:color w:val="F58220"/>
       </w:rPr>
+    </w:pPr>
+  </w:p>
+  <w:p>
+    <w:pPr>
+      <w:pStyle w:val="Footer"/>
+      <w:rPr>
+        <w:rFonts w:ascii="Calibri" w:hAnsi="Calibri" w:cs="Calibri"/>
+        <w:color w:val="6B7280"/>
+      </w:rPr>
+    </w:pPr>
+    <w:r>
+      <w:rPr>
+        <w:rFonts w:ascii="Calibri" w:hAnsi="Calibri" w:cs="Calibri"/>
+        <w:b/>
+        <w:color w:val="F58220"/>
+      </w:rPr>
       <w:t>SC</w:t>
     </w:r>
     <w:r>
@@ -4685,7 +4690,7 @@
         <w:rFonts w:ascii="Calibri" w:hAnsi="Calibri" w:cs="Calibri"/>
         <w:color w:val="6B7280"/>
       </w:rPr>
-      <w:t>I can clean, organize, visualize, and interpret data to identify patterns and distinguish correlation from causation</w:t>
+      <w:t>I can evaluate data quality and interpret visualizations to determine what conclusions the data supports</w:t>
     </w:r>
   </w:p>
   <w:p>
@@ -4759,6 +4764,16 @@
 <w:hdr xmlns:wpc="http://schemas.microsoft.com/office/word/2010/wordprocessingCanvas" xmlns:cx="http://schemas.microsoft.com/office/drawing/2014/chartex" xmlns:cx1="http://schemas.microsoft.com/office/drawing/2015/9/8/chartex" xmlns:cx2="http://schemas.microsoft.com/office/drawing/2015/10/21/chartex" xmlns:cx3="http://schemas.microsoft.com/office/drawing/2016/5/9/chartex" xmlns:cx4="http://schemas.microsoft.com/office/drawing/2016/5/10/chartex" xmlns:cx5="http://schemas.microsoft.com/office/drawing/2016/5/11/chartex" xmlns:cx6="http://schemas.microsoft.com/office/drawing/2016/5/12/chartex" xmlns:cx7="http://schemas.microsoft.com/office/drawing/2016/5/13/chartex" xmlns:cx8="http://schemas.microsoft.com/office/drawing/2016/5/14/chartex" xmlns:mc="http://schemas.openxmlformats.org/markup-compatibility/2006" xmlns:aink="http://schemas.microsoft.com/office/drawing/2016/ink" xmlns:am3d="http://schemas.microsoft.com/office/drawing/2017/model3d" xmlns:o="urn:schemas-microsoft-com:office:office" xmlns:r="http://schemas.openxmlformats.org/officeDocument/2006/relationships" xmlns:m="http://schemas.openxmlformats.org/officeDocument/2006/math" xmlns:v="urn:schemas-microsoft-com:vml" xmlns:wp14="http://schemas.microsoft.com/office/word/2010/wordprocessingDrawing" xmlns:wp="http://schemas.openxmlformats.org/drawingml/2006/wordprocessingDrawing" xmlns:w10="urn:schemas-microsoft-com:office:word" xmlns:w="http://schemas.openxmlformats.org/wordprocessingml/2006/main" xmlns:w14="http://schemas.microsoft.com/office/word/2010/wordml" xmlns:w15="http://schemas.microsoft.com/office/word/2012/wordml" xmlns:w16cex="http://schemas.microsoft.com/office/word/2018/wordml/cex" xmlns:w16cid="http://schemas.microsoft.com/office/word/2016/wordml/cid" xmlns:w16="http://schemas.microsoft.com/office/word/2018/wordml" xmlns:w16se="http://schemas.microsoft.com/office/word/2015/wordml/symex" xmlns:wpg="http://schemas.microsoft.com/office/word/2010/wordprocessingGroup" xmlns:wpi="http://schemas.microsoft.com/office/word/2010/wordprocessingInk" xmlns:wne="http://schemas.microsoft.com/office/word/2006/wordml" xmlns:wps="http://schemas.microsoft.com/office/word/2010/wordprocessingShape" mc:Ignorable="w14 w15 w16se w16cid w16 w16cex wp14">
   <w:p>
     <w:pPr>
+      <w:pStyle w:val="Header"/>
+    </w:pPr>
+  </w:p>
+</w:hdr>
+</file>
+
+<file path=word/header2.xml><?xml version="1.0" encoding="utf-8"?>
+<w:hdr xmlns:wpc="http://schemas.microsoft.com/office/word/2010/wordprocessingCanvas" xmlns:cx="http://schemas.microsoft.com/office/drawing/2014/chartex" xmlns:cx1="http://schemas.microsoft.com/office/drawing/2015/9/8/chartex" xmlns:cx2="http://schemas.microsoft.com/office/drawing/2015/10/21/chartex" xmlns:cx3="http://schemas.microsoft.com/office/drawing/2016/5/9/chartex" xmlns:cx4="http://schemas.microsoft.com/office/drawing/2016/5/10/chartex" xmlns:cx5="http://schemas.microsoft.com/office/drawing/2016/5/11/chartex" xmlns:cx6="http://schemas.microsoft.com/office/drawing/2016/5/12/chartex" xmlns:cx7="http://schemas.microsoft.com/office/drawing/2016/5/13/chartex" xmlns:cx8="http://schemas.microsoft.com/office/drawing/2016/5/14/chartex" xmlns:mc="http://schemas.openxmlformats.org/markup-compatibility/2006" xmlns:aink="http://schemas.microsoft.com/office/drawing/2016/ink" xmlns:am3d="http://schemas.microsoft.com/office/drawing/2017/model3d" xmlns:o="urn:schemas-microsoft-com:office:office" xmlns:r="http://schemas.openxmlformats.org/officeDocument/2006/relationships" xmlns:m="http://schemas.openxmlformats.org/officeDocument/2006/math" xmlns:v="urn:schemas-microsoft-com:vml" xmlns:wp14="http://schemas.microsoft.com/office/word/2010/wordprocessingDrawing" xmlns:wp="http://schemas.openxmlformats.org/drawingml/2006/wordprocessingDrawing" xmlns:w10="urn:schemas-microsoft-com:office:word" xmlns:w="http://schemas.openxmlformats.org/wordprocessingml/2006/main" xmlns:w14="http://schemas.microsoft.com/office/word/2010/wordml" xmlns:w15="http://schemas.microsoft.com/office/word/2012/wordml" xmlns:w16cex="http://schemas.microsoft.com/office/word/2018/wordml/cex" xmlns:w16cid="http://schemas.microsoft.com/office/word/2016/wordml/cid" xmlns:w16="http://schemas.microsoft.com/office/word/2018/wordml" xmlns:w16se="http://schemas.microsoft.com/office/word/2015/wordml/symex" xmlns:wpg="http://schemas.microsoft.com/office/word/2010/wordprocessingGroup" xmlns:wpi="http://schemas.microsoft.com/office/word/2010/wordprocessingInk" xmlns:wne="http://schemas.microsoft.com/office/word/2006/wordml" xmlns:wps="http://schemas.microsoft.com/office/word/2010/wordprocessingShape" mc:Ignorable="w14 w15 w16se w16cid w16 w16cex wp14">
+  <w:p>
+    <w:pPr>
       <w:tabs>
         <w:tab w:val="center" w:pos="4680"/>
         <w:tab w:val="right" w:pos="9360"/>
@@ -4794,11 +4809,14 @@
       </w:tabs>
       <w:spacing w:line="240" w:lineRule="auto"/>
     </w:pPr>
+    <w:r>
+      <w:t>_</w:t>
+    </w:r>
   </w:p>
 </w:hdr>
 </file>
 
-<file path=word/header2.xml><?xml version="1.0" encoding="utf-8"?>
+<file path=word/header3.xml><?xml version="1.0" encoding="utf-8"?>
 <w:hdr xmlns:wpc="http://schemas.microsoft.com/office/word/2010/wordprocessingCanvas" xmlns:cx="http://schemas.microsoft.com/office/drawing/2014/chartex" xmlns:cx1="http://schemas.microsoft.com/office/drawing/2015/9/8/chartex" xmlns:cx2="http://schemas.microsoft.com/office/drawing/2015/10/21/chartex" xmlns:cx3="http://schemas.microsoft.com/office/drawing/2016/5/9/chartex" xmlns:cx4="http://schemas.microsoft.com/office/drawing/2016/5/10/chartex" xmlns:cx5="http://schemas.microsoft.com/office/drawing/2016/5/11/chartex" xmlns:cx6="http://schemas.microsoft.com/office/drawing/2016/5/12/chartex" xmlns:cx7="http://schemas.microsoft.com/office/drawing/2016/5/13/chartex" xmlns:cx8="http://schemas.microsoft.com/office/drawing/2016/5/14/chartex" xmlns:mc="http://schemas.openxmlformats.org/markup-compatibility/2006" xmlns:aink="http://schemas.microsoft.com/office/drawing/2016/ink" xmlns:am3d="http://schemas.microsoft.com/office/drawing/2017/model3d" xmlns:o="urn:schemas-microsoft-com:office:office" xmlns:r="http://schemas.openxmlformats.org/officeDocument/2006/relationships" xmlns:m="http://schemas.openxmlformats.org/officeDocument/2006/math" xmlns:v="urn:schemas-microsoft-com:vml" xmlns:wp14="http://schemas.microsoft.com/office/word/2010/wordprocessingDrawing" xmlns:wp="http://schemas.openxmlformats.org/drawingml/2006/wordprocessingDrawing" xmlns:w10="urn:schemas-microsoft-com:office:word" xmlns:w="http://schemas.openxmlformats.org/wordprocessingml/2006/main" xmlns:w14="http://schemas.microsoft.com/office/word/2010/wordml" xmlns:w15="http://schemas.microsoft.com/office/word/2012/wordml" xmlns:w16cex="http://schemas.microsoft.com/office/word/2018/wordml/cex" xmlns:w16cid="http://schemas.microsoft.com/office/word/2016/wordml/cid" xmlns:w16="http://schemas.microsoft.com/office/word/2018/wordml" xmlns:w16se="http://schemas.microsoft.com/office/word/2015/wordml/symex" xmlns:wpg="http://schemas.microsoft.com/office/word/2010/wordprocessingGroup" xmlns:wpi="http://schemas.microsoft.com/office/word/2010/wordprocessingInk" xmlns:wne="http://schemas.microsoft.com/office/word/2006/wordml" xmlns:wps="http://schemas.microsoft.com/office/word/2010/wordprocessingShape" mc:Ignorable="w14 w15 w16se w16cid w16 w16cex wp14">
   <w:p>
     <w:pPr>
